--- a/srs.docx
+++ b/srs.docx
@@ -145,7 +145,7 @@
           </w:tcPr>
           <w:p>
             <w:r>
-              <w:t>Artur Karczmarczyk</w:t>
+              <w:t xml:space="preserve">Grzegorz Lach </w:t>
             </w:r>
           </w:p>
         </w:tc>
@@ -2682,85 +2682,72 @@
       <w:bookmarkEnd w:id="2"/>
     </w:p>
     <w:p>
-      <w:r>
-        <w:t xml:space="preserve">We wprowadzeniu </w:t>
-      </w:r>
-      <w:r>
-        <w:t xml:space="preserve">znajduje się </w:t>
-      </w:r>
-      <w:r>
-        <w:t xml:space="preserve">przegląd, który ma pomóc czytelnikowi zrozumieć, jak zorganizowany jest </w:t>
-      </w:r>
-      <w:r>
-        <w:t xml:space="preserve">ten dokument i </w:t>
-      </w:r>
-      <w:r>
-        <w:t>jak z niego korzystać.</w:t>
-      </w:r>
-    </w:p>
-    <w:p>
       <w:pPr>
         <w:pStyle w:val="Nagwek2"/>
+        <w:rPr>
+          <w:rFonts w:asciiTheme="minorHAnsi" w:eastAsiaTheme="minorHAnsi" w:hAnsiTheme="minorHAnsi" w:cstheme="minorBidi"/>
+          <w:color w:val="auto"/>
+          <w:sz w:val="22"/>
+          <w:szCs w:val="22"/>
+        </w:rPr>
       </w:pPr>
       <w:bookmarkStart w:id="3" w:name="_Toc52991316"/>
       <w:r>
+        <w:rPr>
+          <w:rFonts w:asciiTheme="minorHAnsi" w:eastAsiaTheme="minorHAnsi" w:hAnsiTheme="minorHAnsi" w:cstheme="minorBidi"/>
+          <w:color w:val="auto"/>
+          <w:sz w:val="22"/>
+          <w:szCs w:val="22"/>
+        </w:rPr>
+        <w:t>Projekt, którym się zajmuję, skupia się na stworzeniu innowacyjnej aplikacji webowej, mającej na celu efektywne wspieranie działań warsztatów samochodowych. W odpowiedzi na wyzwania związane z zarządzaniem historią napraw, komunikacją klient-warsztat, a także optymalizacją czasu pracy mechaników i zarządzaniem sprzętem, postanowiłem opracować prototyp, który połączy te elementy w spójny, łatwy w obsłudze system. Inspiracją do podjęcia tego przedsięwzięcia było zauważenie istniejącej potrzeby usprawnienia procesów w warsztatach samochodowych oraz zaoferowania klientom bardziej transparentnej i efektywnej obsługi. Przekonany jestem, że nowoczesna aplikacja może istotnie poprawić efektywność zarządzania warsztatem, podnosząc jednocześnie satysfakcję klientów i wydajność pracowników. W trakcie pracy nad projektem kieruję się przekonaniem, że innowacyjne rozwiązania technologiczne mają moc przekształcania branż, a ta aplikacja stanowi krok w kierunku usprawnienia procesów w dziedzinie obsługi pojazdów mechanicznych.</w:t>
+      </w:r>
+    </w:p>
+    <w:p>
+      <w:pPr>
+        <w:pStyle w:val="Nagwek2"/>
+      </w:pPr>
+      <w:r>
         <w:t>1.1 Cel</w:t>
       </w:r>
       <w:bookmarkEnd w:id="3"/>
     </w:p>
     <w:p>
-      <w:r>
-        <w:t xml:space="preserve">Zidentyfikuj produkt lub aplikację, których wymagania są określone w tym dokumencie, w tym numer wersji lub wydania. </w:t>
-      </w:r>
-    </w:p>
-    <w:p>
-      <w:r>
-        <w:t xml:space="preserve">Jeśli ten SRS dotyczy tylko części złożonego systemu, zidentyfikuj tę część lub podsystem. </w:t>
-      </w:r>
-    </w:p>
-    <w:p>
-      <w:r>
-        <w:t xml:space="preserve">Opisz </w:t>
-      </w:r>
-      <w:r>
-        <w:t>odbiorców</w:t>
-      </w:r>
-      <w:r>
-        <w:t xml:space="preserve">, dla których </w:t>
-      </w:r>
-      <w:r>
-        <w:t xml:space="preserve">ten </w:t>
-      </w:r>
-      <w:r>
-        <w:t>dokument jest przeznaczony</w:t>
-      </w:r>
-      <w:r>
-        <w:t xml:space="preserve"> (</w:t>
-      </w:r>
-      <w:r>
-        <w:t xml:space="preserve">programiści, kierownicy projektów, </w:t>
-      </w:r>
-      <w:r>
-        <w:t>marketing</w:t>
-      </w:r>
-      <w:r>
-        <w:t>, użytkownicy, testerzy</w:t>
-      </w:r>
-      <w:r>
-        <w:t>, dział wdrożeń itp.)</w:t>
-      </w:r>
-    </w:p>
-    <w:p>
-      <w:r>
-        <w:t>Dostarczenie wspólnego zrozumienia wymagań funkcjonalnych i niefunkcjonalnych systemu IWP dla wszystkich interesariuszy.</w:t>
-      </w:r>
-    </w:p>
-    <w:p>
       <w:pPr>
         <w:pStyle w:val="Nagwek2"/>
+        <w:rPr>
+          <w:rFonts w:asciiTheme="minorHAnsi" w:eastAsiaTheme="minorHAnsi" w:hAnsiTheme="minorHAnsi" w:cstheme="minorBidi"/>
+          <w:color w:val="auto"/>
+          <w:sz w:val="22"/>
+          <w:szCs w:val="22"/>
+        </w:rPr>
       </w:pPr>
       <w:bookmarkStart w:id="4" w:name="_Toc52991317"/>
       <w:r>
+        <w:rPr>
+          <w:rFonts w:asciiTheme="minorHAnsi" w:eastAsiaTheme="minorHAnsi" w:hAnsiTheme="minorHAnsi" w:cstheme="minorBidi"/>
+          <w:color w:val="auto"/>
+          <w:sz w:val="22"/>
+          <w:szCs w:val="22"/>
+        </w:rPr>
+        <w:t>Zidentyfikowanie produktu: Aplikacja webowa wspierająca działalność warsztatu samochodowego.</w:t>
+      </w:r>
+    </w:p>
+    <w:p>
+      <w:pPr>
+        <w:pStyle w:val="Nagwek2"/>
+        <w:rPr>
+          <w:rFonts w:asciiTheme="minorHAnsi" w:eastAsiaTheme="minorHAnsi" w:hAnsiTheme="minorHAnsi" w:cstheme="minorBidi"/>
+          <w:color w:val="auto"/>
+          <w:sz w:val="22"/>
+          <w:szCs w:val="22"/>
+        </w:rPr>
+      </w:pPr>
+    </w:p>
+    <w:p>
+      <w:pPr>
+        <w:pStyle w:val="Nagwek2"/>
+      </w:pPr>
+      <w:r>
         <w:t>1.2 Przyjęte konwencje</w:t>
       </w:r>
       <w:bookmarkEnd w:id="4"/>
@@ -2932,6 +2919,7 @@
     </w:p>
     <w:p>
       <w:r>
+        <w:lastRenderedPageBreak/>
         <w:t>IWP jest nowym systemem, który umożliwi wypożyczanie i zwracanie puzzli.</w:t>
       </w:r>
     </w:p>
@@ -3299,6 +3287,7 @@
     </w:p>
     <w:p>
       <w:r>
+        <w:lastRenderedPageBreak/>
         <w:t>System musi dostarczać stronę KOSZYK z wybranymi produktami.</w:t>
       </w:r>
     </w:p>
@@ -3563,6 +3552,7 @@
       </w:pPr>
       <w:bookmarkStart w:id="18" w:name="_Toc52991331"/>
       <w:r>
+        <w:lastRenderedPageBreak/>
         <w:t xml:space="preserve">4.1 </w:t>
       </w:r>
       <w:r>
@@ -3911,7 +3901,11 @@
     </w:p>
     <w:p>
       <w:r>
-        <w:t xml:space="preserve">Opisz charakterystykę każdego interfejsu między komponentami oprogramowania i komponentami sprzętowymi systemu, jeśli takie istnieją. Opis ten może obejmować obsługiwane typy urządzeń, dane i interakcje sterowania między oprogramowaniem a sprzętem oraz używane protokoły komunikacyjne. </w:t>
+        <w:t xml:space="preserve">Opisz charakterystykę każdego interfejsu między komponentami oprogramowania i komponentami sprzętowymi systemu, jeśli takie istnieją. Opis ten może obejmować obsługiwane typy urządzeń, dane i interakcje sterowania </w:t>
+      </w:r>
+      <w:r>
+        <w:lastRenderedPageBreak/>
+        <w:t xml:space="preserve">między oprogramowaniem a sprzętem oraz używane protokoły komunikacyjne. </w:t>
       </w:r>
       <w:r>
         <w:t>D</w:t>
@@ -4242,6 +4236,7 @@
       </w:pPr>
       <w:bookmarkStart w:id="35" w:name="_Toc52991348"/>
       <w:r>
+        <w:lastRenderedPageBreak/>
         <w:t>Suplement</w:t>
       </w:r>
       <w:r>
@@ -4269,7 +4264,7 @@
       </w:r>
     </w:p>
     <w:sectPr>
-      <w:footerReference w:type="default" r:id="rId10"/>
+      <w:footerReference w:type="default" r:id="rId11"/>
       <w:pgSz w:w="11906" w:h="16838"/>
       <w:pgMar w:top="720" w:right="720" w:bottom="720" w:left="720" w:header="708" w:footer="708" w:gutter="0"/>
       <w:cols w:space="708"/>
@@ -4314,7 +4309,6 @@
         <w:docPartUnique/>
       </w:docPartObj>
     </w:sdtPr>
-    <w:sdtEndPr/>
     <w:sdtContent>
       <w:sdt>
         <w:sdtPr>
@@ -4324,7 +4318,6 @@
             <w:docPartUnique/>
           </w:docPartObj>
         </w:sdtPr>
-        <w:sdtEndPr/>
         <w:sdtContent>
           <w:p>
             <w:pPr>
@@ -5210,14 +5203,12 @@
   </w:style>
   <w:style w:type="character" w:default="1" w:styleId="Domylnaczcionkaakapitu">
     <w:name w:val="Default Paragraph Font"/>
-    <w:aliases w:val="Bekezdés alapbetűtípusa,Standardskrift for avsnitt"/>
     <w:uiPriority w:val="1"/>
     <w:semiHidden/>
     <w:unhideWhenUsed/>
   </w:style>
   <w:style w:type="table" w:default="1" w:styleId="Standardowy">
     <w:name w:val="Normal Table"/>
-    <w:aliases w:val="Normál táblázat,Vanlig tabell"/>
     <w:uiPriority w:val="99"/>
     <w:semiHidden/>
     <w:unhideWhenUsed/>
@@ -5233,7 +5224,6 @@
   </w:style>
   <w:style w:type="numbering" w:default="1" w:styleId="Bezlisty">
     <w:name w:val="No List"/>
-    <w:aliases w:val="Nem lista,Ingen liste"/>
     <w:uiPriority w:val="99"/>
     <w:semiHidden/>
     <w:unhideWhenUsed/>
@@ -5817,19 +5807,6 @@
 </file>
 
 <file path=customXml/item1.xml><?xml version="1.0" encoding="utf-8"?>
-<?mso-contentType ?>
-<FormTemplates xmlns="http://schemas.microsoft.com/sharepoint/v3/contenttype/forms">
-  <Display>DocumentLibraryForm</Display>
-  <Edit>DocumentLibraryForm</Edit>
-  <New>DocumentLibraryForm</New>
-</FormTemplates>
-</file>
-
-<file path=customXml/item2.xml><?xml version="1.0" encoding="utf-8"?>
-<b:Sources xmlns:b="http://schemas.openxmlformats.org/officeDocument/2006/bibliography" xmlns="http://schemas.openxmlformats.org/officeDocument/2006/bibliography" SelectedStyle="\APASixthEditionOfficeOnline.xsl" StyleName="APA" Version="6"/>
-</file>
-
-<file path=customXml/item3.xml><?xml version="1.0" encoding="utf-8"?>
 <ct:contentTypeSchema xmlns:ct="http://schemas.microsoft.com/office/2006/metadata/contentType" xmlns:ma="http://schemas.microsoft.com/office/2006/metadata/properties/metaAttributes" ct:_="" ma:_="" ma:contentTypeName="Dokument" ma:contentTypeID="0x010100F65ACA0DFC6D534C82B120021DAEFD87" ma:contentTypeVersion="7" ma:contentTypeDescription="Utwórz nowy dokument." ma:contentTypeScope="" ma:versionID="9e05b32325d1e492b96a388454a64f4e">
   <xsd:schema xmlns:xsd="http://www.w3.org/2001/XMLSchema" xmlns:xs="http://www.w3.org/2001/XMLSchema" xmlns:p="http://schemas.microsoft.com/office/2006/metadata/properties" xmlns:ns2="50d2fe0b-316b-4d1b-8efb-972ae2290b37" xmlns:ns3="93b81037-e9f0-48b0-ae98-6f0cbdf4cf88" targetNamespace="http://schemas.microsoft.com/office/2006/metadata/properties" ma:root="true" ma:fieldsID="4645941e8f3d71eb845be5fae044c07c" ns2:_="" ns3:_="">
     <xsd:import namespace="50d2fe0b-316b-4d1b-8efb-972ae2290b37"/>
@@ -5998,7 +5975,7 @@
 </ct:contentTypeSchema>
 </file>
 
-<file path=customXml/item4.xml><?xml version="1.0" encoding="utf-8"?>
+<file path=customXml/item2.xml><?xml version="1.0" encoding="utf-8"?>
 <p:properties xmlns:p="http://schemas.microsoft.com/office/2006/metadata/properties" xmlns:xsi="http://www.w3.org/2001/XMLSchema-instance" xmlns:pc="http://schemas.microsoft.com/office/infopath/2007/PartnerControls">
   <documentManagement>
     <lcf76f155ced4ddcb4097134ff3c332f xmlns="50d2fe0b-316b-4d1b-8efb-972ae2290b37">
@@ -6009,7 +5986,50 @@
 </p:properties>
 </file>
 
+<file path=customXml/item3.xml><?xml version="1.0" encoding="utf-8"?>
+<?mso-contentType ?>
+<FormTemplates xmlns="http://schemas.microsoft.com/sharepoint/v3/contenttype/forms">
+  <Display>DocumentLibraryForm</Display>
+  <Edit>DocumentLibraryForm</Edit>
+  <New>DocumentLibraryForm</New>
+</FormTemplates>
+</file>
+
+<file path=customXml/item4.xml><?xml version="1.0" encoding="utf-8"?>
+<b:Sources xmlns:b="http://schemas.openxmlformats.org/officeDocument/2006/bibliography" xmlns="http://schemas.openxmlformats.org/officeDocument/2006/bibliography" SelectedStyle="\APASixthEditionOfficeOnline.xsl" StyleName="APA" Version="6"/>
+</file>
+
 <file path=customXml/itemProps1.xml><?xml version="1.0" encoding="utf-8"?>
+<ds:datastoreItem xmlns:ds="http://schemas.openxmlformats.org/officeDocument/2006/customXml" ds:itemID="{6B3B6E7A-D9DD-4F97-BABC-D367A5E21992}">
+  <ds:schemaRefs>
+    <ds:schemaRef ds:uri="http://schemas.microsoft.com/office/2006/metadata/contentType"/>
+    <ds:schemaRef ds:uri="http://schemas.microsoft.com/office/2006/metadata/properties/metaAttributes"/>
+    <ds:schemaRef ds:uri="http://www.w3.org/2001/XMLSchema"/>
+    <ds:schemaRef ds:uri="http://schemas.microsoft.com/office/2006/metadata/properties"/>
+    <ds:schemaRef ds:uri="50d2fe0b-316b-4d1b-8efb-972ae2290b37"/>
+    <ds:schemaRef ds:uri="93b81037-e9f0-48b0-ae98-6f0cbdf4cf88"/>
+    <ds:schemaRef ds:uri="http://schemas.microsoft.com/office/2006/documentManagement/types"/>
+    <ds:schemaRef ds:uri="http://schemas.microsoft.com/office/infopath/2007/PartnerControls"/>
+    <ds:schemaRef ds:uri="http://schemas.openxmlformats.org/package/2006/metadata/core-properties"/>
+    <ds:schemaRef ds:uri="http://purl.org/dc/elements/1.1/"/>
+    <ds:schemaRef ds:uri="http://purl.org/dc/terms/"/>
+    <ds:schemaRef ds:uri="http://schemas.microsoft.com/internal/obd"/>
+  </ds:schemaRefs>
+</ds:datastoreItem>
+</file>
+
+<file path=customXml/itemProps2.xml><?xml version="1.0" encoding="utf-8"?>
+<ds:datastoreItem xmlns:ds="http://schemas.openxmlformats.org/officeDocument/2006/customXml" ds:itemID="{A6DA4011-F691-4E52-A288-3A47450C8A7F}">
+  <ds:schemaRefs>
+    <ds:schemaRef ds:uri="http://schemas.microsoft.com/office/2006/metadata/properties"/>
+    <ds:schemaRef ds:uri="http://schemas.microsoft.com/office/infopath/2007/PartnerControls"/>
+    <ds:schemaRef ds:uri="50d2fe0b-316b-4d1b-8efb-972ae2290b37"/>
+    <ds:schemaRef ds:uri="93b81037-e9f0-48b0-ae98-6f0cbdf4cf88"/>
+  </ds:schemaRefs>
+</ds:datastoreItem>
+</file>
+
+<file path=customXml/itemProps3.xml><?xml version="1.0" encoding="utf-8"?>
 <ds:datastoreItem xmlns:ds="http://schemas.openxmlformats.org/officeDocument/2006/customXml" ds:itemID="{C4AD4516-F604-4F9C-9F89-E65C5D44048D}">
   <ds:schemaRefs>
     <ds:schemaRef ds:uri="http://schemas.microsoft.com/sharepoint/v3/contenttype/forms"/>
@@ -6017,18 +6037,10 @@
 </ds:datastoreItem>
 </file>
 
-<file path=customXml/itemProps2.xml><?xml version="1.0" encoding="utf-8"?>
+<file path=customXml/itemProps4.xml><?xml version="1.0" encoding="utf-8"?>
 <ds:datastoreItem xmlns:ds="http://schemas.openxmlformats.org/officeDocument/2006/customXml" ds:itemID="{42314741-FD6C-46D8-87CE-52B12489FC8F}">
   <ds:schemaRefs>
     <ds:schemaRef ds:uri="http://schemas.openxmlformats.org/officeDocument/2006/bibliography"/>
   </ds:schemaRefs>
 </ds:datastoreItem>
-</file>
-
-<file path=customXml/itemProps3.xml><?xml version="1.0" encoding="utf-8"?>
-<ds:datastoreItem xmlns:ds="http://schemas.openxmlformats.org/officeDocument/2006/customXml" ds:itemID="{6B3B6E7A-D9DD-4F97-BABC-D367A5E21992}"/>
-</file>
-
-<file path=customXml/itemProps4.xml><?xml version="1.0" encoding="utf-8"?>
-<ds:datastoreItem xmlns:ds="http://schemas.openxmlformats.org/officeDocument/2006/customXml" ds:itemID="{A6DA4011-F691-4E52-A288-3A47450C8A7F}"/>
 </file>